--- a/03-Communication-and-Teamwork/Meetings/Minutes/Team-Meetings/Meeting Minutes 2025-10-15 (Team).docx
+++ b/03-Communication-and-Teamwork/Meetings/Minutes/Team-Meetings/Meeting Minutes 2025-10-15 (Team).docx
@@ -48,7 +48,7 @@
         <w:tc>
           <w:tcPr>
             <w:tcW w:w="2952" w:type="dxa"/>
-            <w:shd w:val="clear" w:color="auto" w:fill="D9D9D9"/>
+            <w:shd w:val="clear" w:color="auto" w:fill="D9D9D9" w:themeFill="background1" w:themeFillShade="D9"/>
             <w:vAlign w:val="center"/>
           </w:tcPr>
           <w:p>
@@ -78,7 +78,7 @@
           <w:tcPr>
             <w:tcW w:w="7038" w:type="dxa"/>
             <w:gridSpan w:val="2"/>
-            <w:shd w:val="clear" w:color="auto" w:fill="D9D9D9"/>
+            <w:shd w:val="clear" w:color="auto" w:fill="D9D9D9" w:themeFill="background1" w:themeFillShade="D9"/>
             <w:vAlign w:val="center"/>
           </w:tcPr>
           <w:p>
@@ -102,7 +102,7 @@
         <w:tc>
           <w:tcPr>
             <w:tcW w:w="2952" w:type="dxa"/>
-            <w:shd w:val="clear" w:color="auto" w:fill="D9D9D9"/>
+            <w:shd w:val="clear" w:color="auto" w:fill="D9D9D9" w:themeFill="background1" w:themeFillShade="D9"/>
             <w:vAlign w:val="center"/>
           </w:tcPr>
           <w:p>
@@ -125,7 +125,7 @@
           <w:tcPr>
             <w:tcW w:w="7038" w:type="dxa"/>
             <w:gridSpan w:val="2"/>
-            <w:shd w:val="clear" w:color="auto" w:fill="D9D9D9"/>
+            <w:shd w:val="clear" w:color="auto" w:fill="D9D9D9" w:themeFill="background1" w:themeFillShade="D9"/>
             <w:vAlign w:val="center"/>
           </w:tcPr>
           <w:p>
@@ -151,7 +151,7 @@
         <w:tc>
           <w:tcPr>
             <w:tcW w:w="2952" w:type="dxa"/>
-            <w:shd w:val="clear" w:color="auto" w:fill="D9D9D9"/>
+            <w:shd w:val="clear" w:color="auto" w:fill="D9D9D9" w:themeFill="background1" w:themeFillShade="D9"/>
             <w:vAlign w:val="center"/>
           </w:tcPr>
           <w:p>
@@ -181,7 +181,7 @@
           <w:tcPr>
             <w:tcW w:w="7038" w:type="dxa"/>
             <w:gridSpan w:val="2"/>
-            <w:shd w:val="clear" w:color="auto" w:fill="D9D9D9"/>
+            <w:shd w:val="clear" w:color="auto" w:fill="D9D9D9" w:themeFill="background1" w:themeFillShade="D9"/>
             <w:vAlign w:val="center"/>
           </w:tcPr>
           <w:p>
@@ -263,6 +263,7 @@
               <w:rPr>
                 <w:rFonts w:ascii="Calibri" w:hAnsi="Calibri" w:cs="Calibri"/>
                 <w:b/>
+                <w:bCs/>
               </w:rPr>
             </w:pPr>
             <w:r>
@@ -285,7 +286,7 @@
               <w:rPr>
                 <w:rFonts w:ascii="Calibri" w:hAnsi="Calibri" w:cs="Calibri"/>
               </w:rPr>
-              <w:t>Voice Call</w:t>
+              <w:t>Online (Discord)</w:t>
             </w:r>
           </w:p>
         </w:tc>
@@ -1533,7 +1534,13 @@
               <w:rPr>
                 <w:rFonts w:ascii="Calibri" w:hAnsi="Calibri" w:cs="Calibri"/>
               </w:rPr>
-              <w:t>Rate issues and/or concerns</w:t>
+              <w:t>Raise</w:t>
+            </w:r>
+            <w:r>
+              <w:rPr>
+                <w:rFonts w:ascii="Calibri" w:hAnsi="Calibri" w:cs="Calibri"/>
+              </w:rPr>
+              <w:t xml:space="preserve"> issues and/or concerns</w:t>
             </w:r>
           </w:p>
         </w:tc>
@@ -1783,8 +1790,8 @@
       </w:tblPr>
       <w:tblGrid>
         <w:gridCol w:w="540"/>
-        <w:gridCol w:w="5400"/>
-        <w:gridCol w:w="1530"/>
+        <w:gridCol w:w="4563"/>
+        <w:gridCol w:w="2367"/>
         <w:gridCol w:w="2520"/>
       </w:tblGrid>
       <w:tr>
@@ -1811,7 +1818,7 @@
         </w:tc>
         <w:tc>
           <w:tcPr>
-            <w:tcW w:w="5400" w:type="dxa"/>
+            <w:tcW w:w="4563" w:type="dxa"/>
             <w:shd w:val="clear" w:color="auto" w:fill="D9D9D9"/>
           </w:tcPr>
           <w:p>
@@ -1832,7 +1839,7 @@
         </w:tc>
         <w:tc>
           <w:tcPr>
-            <w:tcW w:w="1530" w:type="dxa"/>
+            <w:tcW w:w="2367" w:type="dxa"/>
             <w:shd w:val="clear" w:color="auto" w:fill="D9D9D9"/>
           </w:tcPr>
           <w:p>
@@ -1877,6 +1884,7 @@
         <w:tc>
           <w:tcPr>
             <w:tcW w:w="540" w:type="dxa"/>
+            <w:vAlign w:val="center"/>
           </w:tcPr>
           <w:p>
             <w:pPr>
@@ -1893,115 +1901,58 @@
         </w:tc>
         <w:tc>
           <w:tcPr>
-            <w:tcW w:w="5400" w:type="dxa"/>
-          </w:tcPr>
-          <w:p>
-            <w:pPr>
-              <w:rPr>
-                <w:rFonts w:ascii="Calibri" w:hAnsi="Calibri" w:cs="Calibri"/>
-              </w:rPr>
-            </w:pPr>
-            <w:r>
-              <w:rPr>
-                <w:rFonts w:ascii="Calibri" w:hAnsi="Calibri" w:cs="Calibri"/>
-              </w:rPr>
-              <w:t xml:space="preserve">Intro/Team </w:t>
-            </w:r>
-            <w:r>
-              <w:rPr>
-                <w:rFonts w:ascii="Calibri" w:hAnsi="Calibri" w:cs="Calibri"/>
-              </w:rPr>
-              <w:t>M</w:t>
-            </w:r>
-            <w:r>
-              <w:rPr>
-                <w:rFonts w:ascii="Calibri" w:hAnsi="Calibri" w:cs="Calibri"/>
-              </w:rPr>
-              <w:t>embers</w:t>
-            </w:r>
-            <w:r>
-              <w:rPr>
-                <w:rFonts w:ascii="Calibri" w:hAnsi="Calibri" w:cs="Calibri"/>
-              </w:rPr>
-              <w:t>,</w:t>
-            </w:r>
-            <w:r>
-              <w:rPr>
-                <w:rFonts w:ascii="Calibri" w:hAnsi="Calibri" w:cs="Calibri"/>
-              </w:rPr>
-              <w:t xml:space="preserve"> </w:t>
-            </w:r>
-            <w:r>
-              <w:rPr>
-                <w:rFonts w:ascii="Calibri" w:hAnsi="Calibri" w:cs="Calibri"/>
-              </w:rPr>
-              <w:t>B</w:t>
-            </w:r>
-            <w:r>
-              <w:rPr>
-                <w:rFonts w:ascii="Calibri" w:hAnsi="Calibri" w:cs="Calibri"/>
-              </w:rPr>
-              <w:t>ackground</w:t>
-            </w:r>
-            <w:r>
-              <w:rPr>
-                <w:rFonts w:ascii="Calibri" w:hAnsi="Calibri" w:cs="Calibri"/>
-              </w:rPr>
-              <w:t>,</w:t>
-            </w:r>
-            <w:r>
-              <w:rPr>
-                <w:rFonts w:ascii="Calibri" w:hAnsi="Calibri" w:cs="Calibri"/>
-              </w:rPr>
-              <w:t xml:space="preserve"> </w:t>
-            </w:r>
-            <w:r>
-              <w:rPr>
-                <w:rFonts w:ascii="Calibri" w:hAnsi="Calibri" w:cs="Calibri"/>
-              </w:rPr>
-              <w:t>R</w:t>
-            </w:r>
-            <w:r>
-              <w:rPr>
-                <w:rFonts w:ascii="Calibri" w:hAnsi="Calibri" w:cs="Calibri"/>
-              </w:rPr>
-              <w:t>ationale</w:t>
-            </w:r>
-          </w:p>
-        </w:tc>
-        <w:tc>
-          <w:tcPr>
-            <w:tcW w:w="1530" w:type="dxa"/>
-          </w:tcPr>
-          <w:p>
-            <w:pPr>
-              <w:rPr>
-                <w:rFonts w:ascii="Calibri" w:hAnsi="Calibri" w:cs="Calibri"/>
-              </w:rPr>
-            </w:pPr>
-            <w:r>
-              <w:rPr>
-                <w:rFonts w:ascii="Calibri" w:hAnsi="Calibri" w:cs="Calibri"/>
-              </w:rPr>
-              <w:t>Thomas</w:t>
+            <w:tcW w:w="4563" w:type="dxa"/>
+            <w:vAlign w:val="center"/>
+          </w:tcPr>
+          <w:p>
+            <w:pPr>
+              <w:rPr>
+                <w:rFonts w:ascii="Calibri" w:hAnsi="Calibri" w:cs="Calibri"/>
+              </w:rPr>
+            </w:pPr>
+            <w:r>
+              <w:rPr>
+                <w:rFonts w:ascii="Calibri" w:hAnsi="Calibri" w:cs="Calibri"/>
+              </w:rPr>
+              <w:t>Combined Data Graphing</w:t>
+            </w:r>
+          </w:p>
+        </w:tc>
+        <w:tc>
+          <w:tcPr>
+            <w:tcW w:w="2367" w:type="dxa"/>
+            <w:vAlign w:val="center"/>
+          </w:tcPr>
+          <w:p>
+            <w:pPr>
+              <w:rPr>
+                <w:rFonts w:ascii="Calibri" w:hAnsi="Calibri" w:cs="Calibri"/>
+              </w:rPr>
+            </w:pPr>
+            <w:r>
+              <w:rPr>
+                <w:rFonts w:ascii="Calibri" w:hAnsi="Calibri" w:cs="Calibri"/>
+              </w:rPr>
+              <w:t>Nathan</w:t>
             </w:r>
           </w:p>
         </w:tc>
         <w:tc>
           <w:tcPr>
             <w:tcW w:w="2520" w:type="dxa"/>
-          </w:tcPr>
-          <w:p>
-            <w:pPr>
-              <w:rPr>
-                <w:rFonts w:ascii="Calibri" w:hAnsi="Calibri" w:cs="Calibri"/>
-              </w:rPr>
-            </w:pPr>
-            <w:r>
-              <w:rPr>
-                <w:rFonts w:ascii="Calibri" w:hAnsi="Calibri" w:cs="Calibri"/>
-              </w:rPr>
-              <w:t>23/10/2025</w:t>
+            <w:vAlign w:val="center"/>
+          </w:tcPr>
+          <w:p>
+            <w:pPr>
+              <w:rPr>
+                <w:rFonts w:ascii="Calibri" w:hAnsi="Calibri" w:cs="Calibri"/>
+              </w:rPr>
+            </w:pPr>
+            <w:r>
+              <w:rPr>
+                <w:rFonts w:ascii="Calibri" w:hAnsi="Calibri" w:cs="Calibri"/>
+              </w:rPr>
+              <w:t>Completed</w:t>
             </w:r>
           </w:p>
         </w:tc>
@@ -2010,6 +1961,7 @@
         <w:tc>
           <w:tcPr>
             <w:tcW w:w="540" w:type="dxa"/>
+            <w:vAlign w:val="center"/>
           </w:tcPr>
           <w:p>
             <w:pPr>
@@ -2026,55 +1978,70 @@
         </w:tc>
         <w:tc>
           <w:tcPr>
-            <w:tcW w:w="5400" w:type="dxa"/>
-          </w:tcPr>
-          <w:p>
-            <w:pPr>
-              <w:rPr>
-                <w:rFonts w:ascii="Calibri" w:hAnsi="Calibri" w:cs="Calibri"/>
-              </w:rPr>
-            </w:pPr>
-            <w:r>
-              <w:rPr>
-                <w:rFonts w:ascii="Calibri" w:hAnsi="Calibri" w:cs="Calibri"/>
-              </w:rPr>
-              <w:t>Objectives</w:t>
-            </w:r>
-          </w:p>
-        </w:tc>
-        <w:tc>
-          <w:tcPr>
-            <w:tcW w:w="1530" w:type="dxa"/>
-          </w:tcPr>
-          <w:p>
-            <w:pPr>
-              <w:rPr>
-                <w:rFonts w:ascii="Calibri" w:hAnsi="Calibri" w:cs="Calibri"/>
-              </w:rPr>
-            </w:pPr>
-            <w:r>
-              <w:rPr>
-                <w:rFonts w:ascii="Calibri" w:hAnsi="Calibri" w:cs="Calibri"/>
-              </w:rPr>
-              <w:t>Nathan</w:t>
+            <w:tcW w:w="4563" w:type="dxa"/>
+            <w:vAlign w:val="center"/>
+          </w:tcPr>
+          <w:p>
+            <w:pPr>
+              <w:rPr>
+                <w:rFonts w:ascii="Calibri" w:hAnsi="Calibri" w:cs="Calibri"/>
+              </w:rPr>
+            </w:pPr>
+            <w:r>
+              <w:rPr>
+                <w:rFonts w:ascii="Calibri" w:hAnsi="Calibri" w:cs="Calibri"/>
+              </w:rPr>
+              <w:t>Individual Reflective Report</w:t>
+            </w:r>
+          </w:p>
+        </w:tc>
+        <w:tc>
+          <w:tcPr>
+            <w:tcW w:w="2367" w:type="dxa"/>
+            <w:vAlign w:val="center"/>
+          </w:tcPr>
+          <w:p>
+            <w:pPr>
+              <w:rPr>
+                <w:rFonts w:ascii="Calibri" w:hAnsi="Calibri" w:cs="Calibri"/>
+              </w:rPr>
+            </w:pPr>
+            <w:r>
+              <w:rPr>
+                <w:rFonts w:ascii="Calibri" w:hAnsi="Calibri" w:cs="Calibri"/>
+              </w:rPr>
+              <w:t>All Team Members</w:t>
             </w:r>
           </w:p>
         </w:tc>
         <w:tc>
           <w:tcPr>
             <w:tcW w:w="2520" w:type="dxa"/>
-          </w:tcPr>
-          <w:p>
-            <w:pPr>
-              <w:rPr>
-                <w:rFonts w:ascii="Calibri" w:hAnsi="Calibri" w:cs="Calibri"/>
-              </w:rPr>
-            </w:pPr>
-            <w:r>
-              <w:rPr>
-                <w:rFonts w:ascii="Calibri" w:hAnsi="Calibri" w:cs="Calibri"/>
-              </w:rPr>
-              <w:t>23/10/2025</w:t>
+            <w:vAlign w:val="center"/>
+          </w:tcPr>
+          <w:p>
+            <w:pPr>
+              <w:rPr>
+                <w:rFonts w:ascii="Calibri" w:hAnsi="Calibri" w:cs="Calibri"/>
+              </w:rPr>
+            </w:pPr>
+            <w:r>
+              <w:rPr>
+                <w:rFonts w:ascii="Calibri" w:hAnsi="Calibri" w:cs="Calibri"/>
+              </w:rPr>
+              <w:t>28/</w:t>
+            </w:r>
+            <w:r>
+              <w:rPr>
+                <w:rFonts w:ascii="Calibri" w:hAnsi="Calibri" w:cs="Calibri"/>
+              </w:rPr>
+              <w:t>10</w:t>
+            </w:r>
+            <w:r>
+              <w:rPr>
+                <w:rFonts w:ascii="Calibri" w:hAnsi="Calibri" w:cs="Calibri"/>
+              </w:rPr>
+              <w:t>/2025</w:t>
             </w:r>
           </w:p>
         </w:tc>
@@ -2083,6 +2050,7 @@
         <w:tc>
           <w:tcPr>
             <w:tcW w:w="540" w:type="dxa"/>
+            <w:vAlign w:val="center"/>
           </w:tcPr>
           <w:p>
             <w:pPr>
@@ -2099,57 +2067,70 @@
         </w:tc>
         <w:tc>
           <w:tcPr>
-            <w:tcW w:w="5400" w:type="dxa"/>
-          </w:tcPr>
-          <w:p>
-            <w:pPr>
-              <w:rPr>
-                <w:rFonts w:ascii="Calibri" w:hAnsi="Calibri" w:cs="Calibri"/>
-              </w:rPr>
-            </w:pPr>
-            <w:r>
-              <w:rPr>
-                <w:rFonts w:ascii="Calibri" w:hAnsi="Calibri" w:cs="Calibri"/>
-              </w:rPr>
-              <w:t>Methodology</w:t>
-            </w:r>
-          </w:p>
-        </w:tc>
-        <w:tc>
-          <w:tcPr>
-            <w:tcW w:w="1530" w:type="dxa"/>
-          </w:tcPr>
-          <w:p>
-            <w:pPr>
-              <w:rPr>
-                <w:rFonts w:ascii="Calibri" w:hAnsi="Calibri" w:cs="Calibri"/>
-              </w:rPr>
-            </w:pPr>
-            <w:proofErr w:type="spellStart"/>
-            <w:r>
-              <w:rPr>
-                <w:rFonts w:ascii="Calibri" w:hAnsi="Calibri" w:cs="Calibri"/>
-              </w:rPr>
-              <w:t>Zaf</w:t>
-            </w:r>
-            <w:proofErr w:type="spellEnd"/>
+            <w:tcW w:w="4563" w:type="dxa"/>
+            <w:vAlign w:val="center"/>
+          </w:tcPr>
+          <w:p>
+            <w:pPr>
+              <w:rPr>
+                <w:rFonts w:ascii="Calibri" w:hAnsi="Calibri" w:cs="Calibri"/>
+              </w:rPr>
+            </w:pPr>
+            <w:r>
+              <w:rPr>
+                <w:rFonts w:ascii="Calibri" w:hAnsi="Calibri" w:cs="Calibri"/>
+              </w:rPr>
+              <w:t xml:space="preserve">Organising the Portfolio Folders </w:t>
+            </w:r>
+          </w:p>
+        </w:tc>
+        <w:tc>
+          <w:tcPr>
+            <w:tcW w:w="2367" w:type="dxa"/>
+            <w:vAlign w:val="center"/>
+          </w:tcPr>
+          <w:p>
+            <w:pPr>
+              <w:rPr>
+                <w:rFonts w:ascii="Calibri" w:hAnsi="Calibri" w:cs="Calibri"/>
+              </w:rPr>
+            </w:pPr>
+            <w:r>
+              <w:rPr>
+                <w:rFonts w:ascii="Calibri" w:hAnsi="Calibri" w:cs="Calibri"/>
+              </w:rPr>
+              <w:t>Thomas</w:t>
+            </w:r>
           </w:p>
         </w:tc>
         <w:tc>
           <w:tcPr>
             <w:tcW w:w="2520" w:type="dxa"/>
-          </w:tcPr>
-          <w:p>
-            <w:pPr>
-              <w:rPr>
-                <w:rFonts w:ascii="Calibri" w:hAnsi="Calibri" w:cs="Calibri"/>
-              </w:rPr>
-            </w:pPr>
-            <w:r>
-              <w:rPr>
-                <w:rFonts w:ascii="Calibri" w:hAnsi="Calibri" w:cs="Calibri"/>
-              </w:rPr>
-              <w:t>23/10/2025</w:t>
+            <w:vAlign w:val="center"/>
+          </w:tcPr>
+          <w:p>
+            <w:pPr>
+              <w:rPr>
+                <w:rFonts w:ascii="Calibri" w:hAnsi="Calibri" w:cs="Calibri"/>
+              </w:rPr>
+            </w:pPr>
+            <w:r>
+              <w:rPr>
+                <w:rFonts w:ascii="Calibri" w:hAnsi="Calibri" w:cs="Calibri"/>
+              </w:rPr>
+              <w:t>28/</w:t>
+            </w:r>
+            <w:r>
+              <w:rPr>
+                <w:rFonts w:ascii="Calibri" w:hAnsi="Calibri" w:cs="Calibri"/>
+              </w:rPr>
+              <w:t>10</w:t>
+            </w:r>
+            <w:r>
+              <w:rPr>
+                <w:rFonts w:ascii="Calibri" w:hAnsi="Calibri" w:cs="Calibri"/>
+              </w:rPr>
+              <w:t>/2025</w:t>
             </w:r>
           </w:p>
         </w:tc>
@@ -2158,6 +2139,7 @@
         <w:tc>
           <w:tcPr>
             <w:tcW w:w="540" w:type="dxa"/>
+            <w:vAlign w:val="center"/>
           </w:tcPr>
           <w:p>
             <w:pPr>
@@ -2174,292 +2156,70 @@
         </w:tc>
         <w:tc>
           <w:tcPr>
-            <w:tcW w:w="5400" w:type="dxa"/>
-          </w:tcPr>
-          <w:p>
-            <w:pPr>
-              <w:rPr>
-                <w:rFonts w:ascii="Calibri" w:hAnsi="Calibri" w:cs="Calibri"/>
-              </w:rPr>
-            </w:pPr>
-            <w:r>
-              <w:rPr>
-                <w:rFonts w:ascii="Calibri" w:hAnsi="Calibri" w:cs="Calibri"/>
-              </w:rPr>
-              <w:t>Quality Assurance</w:t>
-            </w:r>
-          </w:p>
-        </w:tc>
-        <w:tc>
-          <w:tcPr>
-            <w:tcW w:w="1530" w:type="dxa"/>
-          </w:tcPr>
-          <w:p>
-            <w:pPr>
-              <w:rPr>
-                <w:rFonts w:ascii="Calibri" w:hAnsi="Calibri" w:cs="Calibri"/>
-              </w:rPr>
-            </w:pPr>
-            <w:r>
-              <w:rPr>
-                <w:rFonts w:ascii="Calibri" w:hAnsi="Calibri" w:cs="Calibri"/>
-              </w:rPr>
-              <w:t>Larissa</w:t>
+            <w:tcW w:w="4563" w:type="dxa"/>
+            <w:vAlign w:val="center"/>
+          </w:tcPr>
+          <w:p>
+            <w:pPr>
+              <w:rPr>
+                <w:rFonts w:ascii="Calibri" w:hAnsi="Calibri" w:cs="Calibri"/>
+              </w:rPr>
+            </w:pPr>
+            <w:r>
+              <w:rPr>
+                <w:rFonts w:ascii="Calibri" w:hAnsi="Calibri" w:cs="Calibri"/>
+              </w:rPr>
+              <w:t>Final Poster</w:t>
+            </w:r>
+          </w:p>
+        </w:tc>
+        <w:tc>
+          <w:tcPr>
+            <w:tcW w:w="2367" w:type="dxa"/>
+            <w:vAlign w:val="center"/>
+          </w:tcPr>
+          <w:p>
+            <w:pPr>
+              <w:rPr>
+                <w:rFonts w:ascii="Calibri" w:hAnsi="Calibri" w:cs="Calibri"/>
+              </w:rPr>
+            </w:pPr>
+            <w:r>
+              <w:rPr>
+                <w:rFonts w:ascii="Calibri" w:hAnsi="Calibri" w:cs="Calibri"/>
+              </w:rPr>
+              <w:t>All Team Members</w:t>
             </w:r>
           </w:p>
         </w:tc>
         <w:tc>
           <w:tcPr>
             <w:tcW w:w="2520" w:type="dxa"/>
-          </w:tcPr>
-          <w:p>
-            <w:pPr>
-              <w:rPr>
-                <w:rFonts w:ascii="Calibri" w:hAnsi="Calibri" w:cs="Calibri"/>
-              </w:rPr>
-            </w:pPr>
-            <w:r>
-              <w:rPr>
-                <w:rFonts w:ascii="Calibri" w:hAnsi="Calibri" w:cs="Calibri"/>
-              </w:rPr>
-              <w:t>23/10/2025</w:t>
-            </w:r>
-          </w:p>
-        </w:tc>
-      </w:tr>
-      <w:tr>
-        <w:tc>
-          <w:tcPr>
-            <w:tcW w:w="540" w:type="dxa"/>
-          </w:tcPr>
-          <w:p>
-            <w:pPr>
-              <w:numPr>
-                <w:ilvl w:val="0"/>
-                <w:numId w:val="19"/>
-              </w:numPr>
-              <w:ind w:left="342"/>
-              <w:rPr>
-                <w:rFonts w:ascii="Calibri" w:hAnsi="Calibri" w:cs="Calibri"/>
-              </w:rPr>
-            </w:pPr>
-          </w:p>
-        </w:tc>
-        <w:tc>
-          <w:tcPr>
-            <w:tcW w:w="5400" w:type="dxa"/>
-          </w:tcPr>
-          <w:p>
-            <w:pPr>
-              <w:rPr>
-                <w:rFonts w:ascii="Calibri" w:hAnsi="Calibri" w:cs="Calibri"/>
-              </w:rPr>
-            </w:pPr>
-            <w:r>
-              <w:rPr>
-                <w:rFonts w:ascii="Calibri" w:hAnsi="Calibri" w:cs="Calibri"/>
-              </w:rPr>
-              <w:t>Artefacts</w:t>
-            </w:r>
-            <w:r>
-              <w:rPr>
-                <w:rFonts w:ascii="Calibri" w:hAnsi="Calibri" w:cs="Calibri"/>
-              </w:rPr>
-              <w:t>/G</w:t>
-            </w:r>
-            <w:r>
-              <w:rPr>
-                <w:rFonts w:ascii="Calibri" w:hAnsi="Calibri" w:cs="Calibri"/>
-              </w:rPr>
-              <w:t>raph</w:t>
-            </w:r>
-            <w:r>
-              <w:rPr>
-                <w:rFonts w:ascii="Calibri" w:hAnsi="Calibri" w:cs="Calibri"/>
-              </w:rPr>
-              <w:t>s</w:t>
-            </w:r>
-          </w:p>
-        </w:tc>
-        <w:tc>
-          <w:tcPr>
-            <w:tcW w:w="1530" w:type="dxa"/>
-          </w:tcPr>
-          <w:p>
-            <w:pPr>
-              <w:rPr>
-                <w:rFonts w:ascii="Calibri" w:hAnsi="Calibri" w:cs="Calibri"/>
-              </w:rPr>
-            </w:pPr>
-            <w:r>
-              <w:rPr>
-                <w:rFonts w:ascii="Calibri" w:hAnsi="Calibri" w:cs="Calibri"/>
-              </w:rPr>
-              <w:t>Win</w:t>
-            </w:r>
-          </w:p>
-        </w:tc>
-        <w:tc>
-          <w:tcPr>
-            <w:tcW w:w="2520" w:type="dxa"/>
-          </w:tcPr>
-          <w:p>
-            <w:pPr>
-              <w:rPr>
-                <w:rFonts w:ascii="Calibri" w:hAnsi="Calibri" w:cs="Calibri"/>
-              </w:rPr>
-            </w:pPr>
-            <w:r>
-              <w:rPr>
-                <w:rFonts w:ascii="Calibri" w:hAnsi="Calibri" w:cs="Calibri"/>
-              </w:rPr>
-              <w:t>23/10/2025</w:t>
-            </w:r>
-          </w:p>
-        </w:tc>
-      </w:tr>
-      <w:tr>
-        <w:tc>
-          <w:tcPr>
-            <w:tcW w:w="540" w:type="dxa"/>
-          </w:tcPr>
-          <w:p>
-            <w:pPr>
-              <w:numPr>
-                <w:ilvl w:val="0"/>
-                <w:numId w:val="19"/>
-              </w:numPr>
-              <w:ind w:left="342"/>
-              <w:rPr>
-                <w:rFonts w:ascii="Calibri" w:hAnsi="Calibri" w:cs="Calibri"/>
-              </w:rPr>
-            </w:pPr>
-          </w:p>
-        </w:tc>
-        <w:tc>
-          <w:tcPr>
-            <w:tcW w:w="5400" w:type="dxa"/>
-          </w:tcPr>
-          <w:p>
-            <w:pPr>
-              <w:rPr>
-                <w:rFonts w:ascii="Calibri" w:hAnsi="Calibri" w:cs="Calibri"/>
-              </w:rPr>
-            </w:pPr>
-            <w:r>
-              <w:rPr>
-                <w:rFonts w:ascii="Calibri" w:hAnsi="Calibri" w:cs="Calibri"/>
-              </w:rPr>
-              <w:t xml:space="preserve">Lessons Learnt </w:t>
-            </w:r>
-          </w:p>
-        </w:tc>
-        <w:tc>
-          <w:tcPr>
-            <w:tcW w:w="1530" w:type="dxa"/>
-          </w:tcPr>
-          <w:p>
-            <w:pPr>
-              <w:rPr>
-                <w:rFonts w:ascii="Calibri" w:hAnsi="Calibri" w:cs="Calibri"/>
-              </w:rPr>
-            </w:pPr>
-            <w:r>
-              <w:rPr>
-                <w:rFonts w:ascii="Calibri" w:hAnsi="Calibri" w:cs="Calibri"/>
-              </w:rPr>
-              <w:t>Charmi</w:t>
-            </w:r>
-          </w:p>
-        </w:tc>
-        <w:tc>
-          <w:tcPr>
-            <w:tcW w:w="2520" w:type="dxa"/>
-          </w:tcPr>
-          <w:p>
-            <w:pPr>
-              <w:rPr>
-                <w:rFonts w:ascii="Calibri" w:hAnsi="Calibri" w:cs="Calibri"/>
-              </w:rPr>
-            </w:pPr>
-            <w:r>
-              <w:rPr>
-                <w:rFonts w:ascii="Calibri" w:hAnsi="Calibri" w:cs="Calibri"/>
-              </w:rPr>
-              <w:t>23/10/2025</w:t>
-            </w:r>
-          </w:p>
-        </w:tc>
-      </w:tr>
-      <w:tr>
-        <w:tc>
-          <w:tcPr>
-            <w:tcW w:w="540" w:type="dxa"/>
-          </w:tcPr>
-          <w:p>
-            <w:pPr>
-              <w:numPr>
-                <w:ilvl w:val="0"/>
-                <w:numId w:val="19"/>
-              </w:numPr>
-              <w:ind w:left="342"/>
-              <w:rPr>
-                <w:rFonts w:ascii="Calibri" w:hAnsi="Calibri" w:cs="Calibri"/>
-              </w:rPr>
-            </w:pPr>
-          </w:p>
-        </w:tc>
-        <w:tc>
-          <w:tcPr>
-            <w:tcW w:w="5400" w:type="dxa"/>
-          </w:tcPr>
-          <w:p>
-            <w:pPr>
-              <w:rPr>
-                <w:rFonts w:ascii="Calibri" w:hAnsi="Calibri" w:cs="Calibri"/>
-              </w:rPr>
-            </w:pPr>
-            <w:r>
-              <w:rPr>
-                <w:rFonts w:ascii="Calibri" w:hAnsi="Calibri" w:cs="Calibri"/>
-              </w:rPr>
-              <w:t>Goals, Key challenge</w:t>
-            </w:r>
-          </w:p>
-        </w:tc>
-        <w:tc>
-          <w:tcPr>
-            <w:tcW w:w="1530" w:type="dxa"/>
-          </w:tcPr>
-          <w:p>
-            <w:pPr>
-              <w:rPr>
-                <w:rFonts w:ascii="Calibri" w:hAnsi="Calibri" w:cs="Calibri"/>
-              </w:rPr>
-            </w:pPr>
-            <w:r>
-              <w:rPr>
-                <w:rFonts w:ascii="Calibri" w:hAnsi="Calibri" w:cs="Calibri"/>
-              </w:rPr>
-              <w:t>Kylie</w:t>
-            </w:r>
-          </w:p>
-        </w:tc>
-        <w:tc>
-          <w:tcPr>
-            <w:tcW w:w="2520" w:type="dxa"/>
-          </w:tcPr>
-          <w:p>
-            <w:pPr>
-              <w:rPr>
-                <w:rFonts w:ascii="Calibri" w:hAnsi="Calibri" w:cs="Calibri"/>
-              </w:rPr>
-            </w:pPr>
-            <w:r>
-              <w:rPr>
-                <w:rFonts w:ascii="Calibri" w:hAnsi="Calibri" w:cs="Calibri"/>
-              </w:rPr>
-              <w:t>23/10/2025</w:t>
+            <w:vAlign w:val="center"/>
+          </w:tcPr>
+          <w:p>
+            <w:pPr>
+              <w:rPr>
+                <w:rFonts w:ascii="Calibri" w:hAnsi="Calibri" w:cs="Calibri"/>
+              </w:rPr>
+            </w:pPr>
+            <w:r>
+              <w:rPr>
+                <w:rFonts w:ascii="Calibri" w:hAnsi="Calibri" w:cs="Calibri"/>
+              </w:rPr>
+              <w:t>28/</w:t>
+            </w:r>
+            <w:r>
+              <w:rPr>
+                <w:rFonts w:ascii="Calibri" w:hAnsi="Calibri" w:cs="Calibri"/>
+              </w:rPr>
+              <w:t>10</w:t>
+            </w:r>
+            <w:r>
+              <w:rPr>
+                <w:rFonts w:ascii="Calibri" w:hAnsi="Calibri" w:cs="Calibri"/>
+              </w:rPr>
+              <w:t>/2025</w:t>
             </w:r>
           </w:p>
         </w:tc>
@@ -2963,7 +2723,14 @@
               <w:rPr>
                 <w:rFonts w:ascii="Calibri" w:hAnsi="Calibri" w:cs="Calibri"/>
               </w:rPr>
-              <w:t xml:space="preserve"> to ensure there is enough time for changes before Final Poster Submission. </w:t>
+              <w:t xml:space="preserve"> to ensure </w:t>
+            </w:r>
+            <w:r>
+              <w:rPr>
+                <w:rFonts w:ascii="Calibri" w:hAnsi="Calibri" w:cs="Calibri"/>
+              </w:rPr>
+              <w:lastRenderedPageBreak/>
+              <w:t xml:space="preserve">there is enough time for changes before Final Poster Submission. </w:t>
             </w:r>
           </w:p>
         </w:tc>
@@ -2981,6 +2748,7 @@
           <w:rFonts w:ascii="Calibri" w:hAnsi="Calibri" w:cs="Calibri"/>
           <w:b/>
         </w:rPr>
+        <w:lastRenderedPageBreak/>
         <w:tab/>
       </w:r>
     </w:p>
@@ -3716,6 +3484,273 @@
                 <w:rFonts w:ascii="Calibri" w:hAnsi="Calibri" w:cs="Calibri"/>
               </w:rPr>
               <w:t>23/10/2025</w:t>
+            </w:r>
+          </w:p>
+        </w:tc>
+      </w:tr>
+      <w:tr>
+        <w:tc>
+          <w:tcPr>
+            <w:tcW w:w="540" w:type="dxa"/>
+            <w:vAlign w:val="center"/>
+          </w:tcPr>
+          <w:p>
+            <w:pPr>
+              <w:numPr>
+                <w:ilvl w:val="0"/>
+                <w:numId w:val="20"/>
+              </w:numPr>
+              <w:ind w:left="342"/>
+              <w:rPr>
+                <w:rFonts w:ascii="Calibri" w:hAnsi="Calibri" w:cs="Calibri"/>
+              </w:rPr>
+            </w:pPr>
+          </w:p>
+        </w:tc>
+        <w:tc>
+          <w:tcPr>
+            <w:tcW w:w="5400" w:type="dxa"/>
+            <w:vAlign w:val="center"/>
+          </w:tcPr>
+          <w:p>
+            <w:pPr>
+              <w:rPr>
+                <w:rFonts w:ascii="Calibri" w:hAnsi="Calibri" w:cs="Calibri"/>
+              </w:rPr>
+            </w:pPr>
+            <w:r>
+              <w:rPr>
+                <w:rFonts w:ascii="Calibri" w:hAnsi="Calibri" w:cs="Calibri"/>
+              </w:rPr>
+              <w:t>Individual Reflective Report</w:t>
+            </w:r>
+          </w:p>
+        </w:tc>
+        <w:tc>
+          <w:tcPr>
+            <w:tcW w:w="2140" w:type="dxa"/>
+            <w:vAlign w:val="center"/>
+          </w:tcPr>
+          <w:p>
+            <w:pPr>
+              <w:rPr>
+                <w:rFonts w:ascii="Calibri" w:hAnsi="Calibri" w:cs="Calibri"/>
+              </w:rPr>
+            </w:pPr>
+            <w:r>
+              <w:rPr>
+                <w:rFonts w:ascii="Calibri" w:hAnsi="Calibri" w:cs="Calibri"/>
+              </w:rPr>
+              <w:t>All Team Members</w:t>
+            </w:r>
+          </w:p>
+        </w:tc>
+        <w:tc>
+          <w:tcPr>
+            <w:tcW w:w="1910" w:type="dxa"/>
+            <w:vAlign w:val="center"/>
+          </w:tcPr>
+          <w:p>
+            <w:pPr>
+              <w:rPr>
+                <w:rFonts w:ascii="Calibri" w:hAnsi="Calibri" w:cs="Calibri"/>
+              </w:rPr>
+            </w:pPr>
+            <w:r>
+              <w:rPr>
+                <w:rFonts w:ascii="Calibri" w:hAnsi="Calibri" w:cs="Calibri"/>
+              </w:rPr>
+              <w:t>28/</w:t>
+            </w:r>
+            <w:r>
+              <w:rPr>
+                <w:rFonts w:ascii="Calibri" w:hAnsi="Calibri" w:cs="Calibri"/>
+              </w:rPr>
+              <w:t>10</w:t>
+            </w:r>
+            <w:r>
+              <w:rPr>
+                <w:rFonts w:ascii="Calibri" w:hAnsi="Calibri" w:cs="Calibri"/>
+              </w:rPr>
+              <w:t>/2025</w:t>
+            </w:r>
+          </w:p>
+        </w:tc>
+      </w:tr>
+      <w:tr>
+        <w:tc>
+          <w:tcPr>
+            <w:tcW w:w="540" w:type="dxa"/>
+            <w:vAlign w:val="center"/>
+          </w:tcPr>
+          <w:p>
+            <w:pPr>
+              <w:numPr>
+                <w:ilvl w:val="0"/>
+                <w:numId w:val="20"/>
+              </w:numPr>
+              <w:ind w:left="342"/>
+              <w:rPr>
+                <w:rFonts w:ascii="Calibri" w:hAnsi="Calibri" w:cs="Calibri"/>
+              </w:rPr>
+            </w:pPr>
+          </w:p>
+        </w:tc>
+        <w:tc>
+          <w:tcPr>
+            <w:tcW w:w="5400" w:type="dxa"/>
+            <w:vAlign w:val="center"/>
+          </w:tcPr>
+          <w:p>
+            <w:pPr>
+              <w:rPr>
+                <w:rFonts w:ascii="Calibri" w:hAnsi="Calibri" w:cs="Calibri"/>
+              </w:rPr>
+            </w:pPr>
+            <w:r>
+              <w:rPr>
+                <w:rFonts w:ascii="Calibri" w:hAnsi="Calibri" w:cs="Calibri"/>
+              </w:rPr>
+              <w:t xml:space="preserve">Organising the Portfolio Folders </w:t>
+            </w:r>
+          </w:p>
+        </w:tc>
+        <w:tc>
+          <w:tcPr>
+            <w:tcW w:w="2140" w:type="dxa"/>
+            <w:vAlign w:val="center"/>
+          </w:tcPr>
+          <w:p>
+            <w:pPr>
+              <w:rPr>
+                <w:rFonts w:ascii="Calibri" w:hAnsi="Calibri" w:cs="Calibri"/>
+              </w:rPr>
+            </w:pPr>
+            <w:r>
+              <w:rPr>
+                <w:rFonts w:ascii="Calibri" w:hAnsi="Calibri" w:cs="Calibri"/>
+              </w:rPr>
+              <w:t>Thomas</w:t>
+            </w:r>
+          </w:p>
+        </w:tc>
+        <w:tc>
+          <w:tcPr>
+            <w:tcW w:w="1910" w:type="dxa"/>
+            <w:vAlign w:val="center"/>
+          </w:tcPr>
+          <w:p>
+            <w:pPr>
+              <w:rPr>
+                <w:rFonts w:ascii="Calibri" w:hAnsi="Calibri" w:cs="Calibri"/>
+              </w:rPr>
+            </w:pPr>
+            <w:r>
+              <w:rPr>
+                <w:rFonts w:ascii="Calibri" w:hAnsi="Calibri" w:cs="Calibri"/>
+              </w:rPr>
+              <w:t>28/</w:t>
+            </w:r>
+            <w:r>
+              <w:rPr>
+                <w:rFonts w:ascii="Calibri" w:hAnsi="Calibri" w:cs="Calibri"/>
+              </w:rPr>
+              <w:t>10</w:t>
+            </w:r>
+            <w:r>
+              <w:rPr>
+                <w:rFonts w:ascii="Calibri" w:hAnsi="Calibri" w:cs="Calibri"/>
+              </w:rPr>
+              <w:t>/2025</w:t>
+            </w:r>
+          </w:p>
+        </w:tc>
+      </w:tr>
+      <w:tr>
+        <w:tc>
+          <w:tcPr>
+            <w:tcW w:w="540" w:type="dxa"/>
+            <w:vAlign w:val="center"/>
+          </w:tcPr>
+          <w:p>
+            <w:pPr>
+              <w:numPr>
+                <w:ilvl w:val="0"/>
+                <w:numId w:val="20"/>
+              </w:numPr>
+              <w:ind w:left="342"/>
+              <w:rPr>
+                <w:rFonts w:ascii="Calibri" w:hAnsi="Calibri" w:cs="Calibri"/>
+              </w:rPr>
+            </w:pPr>
+          </w:p>
+        </w:tc>
+        <w:tc>
+          <w:tcPr>
+            <w:tcW w:w="5400" w:type="dxa"/>
+            <w:vAlign w:val="center"/>
+          </w:tcPr>
+          <w:p>
+            <w:pPr>
+              <w:rPr>
+                <w:rFonts w:ascii="Calibri" w:hAnsi="Calibri" w:cs="Calibri"/>
+              </w:rPr>
+            </w:pPr>
+            <w:r>
+              <w:rPr>
+                <w:rFonts w:ascii="Calibri" w:hAnsi="Calibri" w:cs="Calibri"/>
+              </w:rPr>
+              <w:t>Final Poster</w:t>
+            </w:r>
+          </w:p>
+        </w:tc>
+        <w:tc>
+          <w:tcPr>
+            <w:tcW w:w="2140" w:type="dxa"/>
+            <w:vAlign w:val="center"/>
+          </w:tcPr>
+          <w:p>
+            <w:pPr>
+              <w:rPr>
+                <w:rFonts w:ascii="Calibri" w:hAnsi="Calibri" w:cs="Calibri"/>
+              </w:rPr>
+            </w:pPr>
+            <w:r>
+              <w:rPr>
+                <w:rFonts w:ascii="Calibri" w:hAnsi="Calibri" w:cs="Calibri"/>
+              </w:rPr>
+              <w:t>All Team Members</w:t>
+            </w:r>
+          </w:p>
+        </w:tc>
+        <w:tc>
+          <w:tcPr>
+            <w:tcW w:w="1910" w:type="dxa"/>
+            <w:vAlign w:val="center"/>
+          </w:tcPr>
+          <w:p>
+            <w:pPr>
+              <w:rPr>
+                <w:rFonts w:ascii="Calibri" w:hAnsi="Calibri" w:cs="Calibri"/>
+              </w:rPr>
+            </w:pPr>
+            <w:r>
+              <w:rPr>
+                <w:rFonts w:ascii="Calibri" w:hAnsi="Calibri" w:cs="Calibri"/>
+              </w:rPr>
+              <w:t>28/</w:t>
+            </w:r>
+            <w:r>
+              <w:rPr>
+                <w:rFonts w:ascii="Calibri" w:hAnsi="Calibri" w:cs="Calibri"/>
+              </w:rPr>
+              <w:t>10</w:t>
+            </w:r>
+            <w:r>
+              <w:rPr>
+                <w:rFonts w:ascii="Calibri" w:hAnsi="Calibri" w:cs="Calibri"/>
+              </w:rPr>
+              <w:t>/2025</w:t>
             </w:r>
           </w:p>
         </w:tc>
@@ -4039,101 +4074,6 @@
               </w:rPr>
               <w:t>.</w:t>
             </w:r>
-          </w:p>
-        </w:tc>
-      </w:tr>
-      <w:tr>
-        <w:trPr>
-          <w:trHeight w:val="70"/>
-        </w:trPr>
-        <w:tc>
-          <w:tcPr>
-            <w:tcW w:w="540" w:type="dxa"/>
-            <w:vAlign w:val="center"/>
-          </w:tcPr>
-          <w:p>
-            <w:pPr>
-              <w:numPr>
-                <w:ilvl w:val="0"/>
-                <w:numId w:val="12"/>
-              </w:numPr>
-              <w:ind w:left="252" w:hanging="208"/>
-              <w:rPr>
-                <w:rFonts w:ascii="Calibri" w:hAnsi="Calibri" w:cs="Calibri"/>
-              </w:rPr>
-            </w:pPr>
-          </w:p>
-        </w:tc>
-        <w:tc>
-          <w:tcPr>
-            <w:tcW w:w="9450" w:type="dxa"/>
-            <w:gridSpan w:val="2"/>
-            <w:vAlign w:val="center"/>
-          </w:tcPr>
-          <w:p>
-            <w:pPr>
-              <w:rPr>
-                <w:rFonts w:ascii="Calibri" w:hAnsi="Calibri" w:cs="Calibri"/>
-              </w:rPr>
-            </w:pPr>
-          </w:p>
-        </w:tc>
-      </w:tr>
-      <w:tr>
-        <w:tc>
-          <w:tcPr>
-            <w:tcW w:w="9990" w:type="dxa"/>
-            <w:gridSpan w:val="3"/>
-            <w:vAlign w:val="center"/>
-          </w:tcPr>
-          <w:p>
-            <w:pPr>
-              <w:rPr>
-                <w:rFonts w:ascii="Calibri" w:hAnsi="Calibri" w:cs="Calibri"/>
-                <w:i/>
-              </w:rPr>
-            </w:pPr>
-            <w:r>
-              <w:rPr>
-                <w:rFonts w:ascii="Calibri" w:hAnsi="Calibri" w:cs="Calibri"/>
-                <w:i/>
-              </w:rPr>
-              <w:t>Action Items to be discussed in the next meeting:</w:t>
-            </w:r>
-          </w:p>
-        </w:tc>
-      </w:tr>
-      <w:tr>
-        <w:tc>
-          <w:tcPr>
-            <w:tcW w:w="540" w:type="dxa"/>
-            <w:vAlign w:val="center"/>
-          </w:tcPr>
-          <w:p>
-            <w:pPr>
-              <w:numPr>
-                <w:ilvl w:val="0"/>
-                <w:numId w:val="17"/>
-              </w:numPr>
-              <w:ind w:left="245" w:hanging="202"/>
-              <w:rPr>
-                <w:rFonts w:ascii="Calibri" w:hAnsi="Calibri" w:cs="Calibri"/>
-              </w:rPr>
-            </w:pPr>
-          </w:p>
-        </w:tc>
-        <w:tc>
-          <w:tcPr>
-            <w:tcW w:w="9450" w:type="dxa"/>
-            <w:gridSpan w:val="2"/>
-            <w:vAlign w:val="center"/>
-          </w:tcPr>
-          <w:p>
-            <w:pPr>
-              <w:rPr>
-                <w:rFonts w:ascii="Calibri" w:hAnsi="Calibri" w:cs="Calibri"/>
-              </w:rPr>
-            </w:pPr>
           </w:p>
         </w:tc>
       </w:tr>

--- a/03-Communication-and-Teamwork/Meetings/Minutes/Team-Meetings/Meeting Minutes 2025-10-15 (Team).docx
+++ b/03-Communication-and-Teamwork/Meetings/Minutes/Team-Meetings/Meeting Minutes 2025-10-15 (Team).docx
@@ -286,7 +286,7 @@
               <w:rPr>
                 <w:rFonts w:ascii="Calibri" w:hAnsi="Calibri" w:cs="Calibri"/>
               </w:rPr>
-              <w:t>Online (Discord)</w:t>
+              <w:t>Online</w:t>
             </w:r>
           </w:p>
         </w:tc>
@@ -456,7 +456,14 @@
                 <w:rFonts w:ascii="Calibri" w:hAnsi="Calibri" w:cs="Calibri"/>
                 <w:bCs/>
               </w:rPr>
-              <w:t>1.0</w:t>
+              <w:t>1.</w:t>
+            </w:r>
+            <w:r>
+              <w:rPr>
+                <w:rFonts w:ascii="Calibri" w:hAnsi="Calibri" w:cs="Calibri"/>
+                <w:bCs/>
+              </w:rPr>
+              <w:t>1</w:t>
             </w:r>
           </w:p>
         </w:tc>
@@ -2355,7 +2362,19 @@
               <w:rPr>
                 <w:rFonts w:ascii="Calibri" w:hAnsi="Calibri" w:cs="Calibri"/>
               </w:rPr>
-              <w:t>Discussion on Poster Update</w:t>
+              <w:t xml:space="preserve">Discussion on Poster </w:t>
+            </w:r>
+            <w:r>
+              <w:rPr>
+                <w:rFonts w:ascii="Calibri" w:hAnsi="Calibri" w:cs="Calibri"/>
+              </w:rPr>
+              <w:t>u</w:t>
+            </w:r>
+            <w:r>
+              <w:rPr>
+                <w:rFonts w:ascii="Calibri" w:hAnsi="Calibri" w:cs="Calibri"/>
+              </w:rPr>
+              <w:t>pdate</w:t>
             </w:r>
             <w:r>
               <w:rPr>
@@ -3119,14 +3138,12 @@
                 <w:rFonts w:ascii="Calibri" w:hAnsi="Calibri" w:cs="Calibri"/>
               </w:rPr>
             </w:pPr>
-            <w:proofErr w:type="spellStart"/>
             <w:r>
               <w:rPr>
                 <w:rFonts w:ascii="Calibri" w:hAnsi="Calibri" w:cs="Calibri"/>
               </w:rPr>
               <w:t>Zaf</w:t>
             </w:r>
-            <w:proofErr w:type="spellEnd"/>
           </w:p>
         </w:tc>
         <w:tc>
